--- a/pr-preview/pr-438/bayesian-inference-handout-tracked-changes.docx
+++ b/pr-preview/pr-438/bayesian-inference-handout-tracked-changes.docx
@@ -16,7 +16,7 @@
       </w:pPr>
       <w:del w:id="1" w:author="PR Preview" w:date="2026-01-01T00:00:00Z">
         <w:r>
-          <w:delText xml:space="preserve">Last modified: 2026-10-22 14:07:34 (PDT)</w:delText>
+          <w:delText xml:space="preserve">Last modified: 2026-10-26 12:20:42 (PDT)</w:delText>
         </w:r>
       </w:del>
     </w:p>
@@ -26,7 +26,7 @@
       </w:pPr>
       <w:ins w:id="2" w:author="PR Preview" w:date="2026-01-01T00:00:00Z">
         <w:r>
-          <w:t xml:space="preserve">Last modified: 2026-10-22 15:07:28 (PDT)</w:t>
+          <w:t xml:space="preserve">Last modified: 2026-10-26 12:25:07 (PDT)</w:t>
         </w:r>
       </w:ins>
     </w:p>
@@ -3387,6 +3387,7 @@
             <m:e>
               <m:r>
                 <m:rPr>
+                  <m:scr m:val="double-struck"/>
                   <m:sty m:val="p"/>
                 </m:rPr>
                 <m:t>E</m:t>
@@ -4901,7 +4902,7 @@
       <w:bookmarkStart w:id="37" w:name="eq-normal-normal-exm-3"/>
       <w:r>
         <w:t xml:space="preserve">$$
-    \mu\mid \mathord{\smash[b]{\underset{\raise.3ex\hbox{$\scriptstyle\sim$}}{x}}\vphantom{x}}\;\sim\; {\operatorname{N}\mathopen{}\left(\frac{n}{n+1}\bar{x},\; \frac{1}{n+1}\right)\mathclose{}}.
+    \mu\mid \mathord{\smash[b]{\underset{\raise.3ex\hbox{$\scriptstyle\sim$}}{x}}\vphantom{x}}\;\sim\; {\operatorname{N}\mathopen{}\left(\frac{n}{n+1}{\bar{x}},\; \frac{1}{n+1}\right)\mathclose{}}.
      \qquad(8)$$</w:t>
       </w:r>
       <w:bookmarkEnd w:id="37"/>
@@ -9264,7 +9265,31 @@
               <w:rPr>
                 <w:rStyle w:val="NormalTok"/>
               </w:rPr>
-              <w:t xml:space="preserve">(mu), </w:t>
+              <w:t xml:space="preserve">(</w:t>
+            </w:r>
+            <w:r>
+              <w:rPr>
+                <w:rStyle w:val="StringTok"/>
+              </w:rPr>
+              <w:t xml:space="preserve">"Mean, "</w:t>
+            </w:r>
+            <w:r>
+              <w:rPr>
+                <w:rStyle w:val="NormalTok"/>
+              </w:rPr>
+              <w:t xml:space="preserve"> </w:t>
+            </w:r>
+            <w:r>
+              <w:rPr>
+                <w:rStyle w:val="SpecialCharTok"/>
+              </w:rPr>
+              <w:t xml:space="preserve">*</w:t>
+            </w:r>
+            <w:r>
+              <w:rPr>
+                <w:rStyle w:val="NormalTok"/>
+              </w:rPr>
+              <w:t xml:space="preserve"> mu), </w:t>
             </w:r>
             <w:r>
               <w:rPr>
@@ -12176,7 +12201,31 @@
               <w:rPr>
                 <w:rStyle w:val="NormalTok"/>
               </w:rPr>
-              <w:t xml:space="preserve">(mu), </w:t>
+              <w:t xml:space="preserve">(</w:t>
+            </w:r>
+            <w:r>
+              <w:rPr>
+                <w:rStyle w:val="StringTok"/>
+              </w:rPr>
+              <w:t xml:space="preserve">"Mean, "</w:t>
+            </w:r>
+            <w:r>
+              <w:rPr>
+                <w:rStyle w:val="NormalTok"/>
+              </w:rPr>
+              <w:t xml:space="preserve"> </w:t>
+            </w:r>
+            <w:r>
+              <w:rPr>
+                <w:rStyle w:val="SpecialCharTok"/>
+              </w:rPr>
+              <w:t xml:space="preserve">*</w:t>
+            </w:r>
+            <w:r>
+              <w:rPr>
+                <w:rStyle w:val="NormalTok"/>
+              </w:rPr>
+              <w:t xml:space="preserve"> mu), </w:t>
             </w:r>
             <w:r>
               <w:rPr>
@@ -32410,7 +32459,7 @@
     &amp;&amp; \text{(definition of the posterior predictive distribution)}\\
     &amp;= \int_0^1 \pi\, \operatorname{p}(\pi\mid \mathord{\smash[b]{\underset{\raise.3ex\hbox{$\scriptstyle\sim$}}{y}}\vphantom{y}})\, d\pi
     &amp;&amp; \text{(Bernoulli model)}\\
-    &amp;= {\operatorname{E}\mathopen{}\left[\pi\mid \mathord{\smash[b]{\underset{\raise.3ex\hbox{$\scriptstyle\sim$}}{y}}\vphantom{y}}\right]\mathclose{}}
+    &amp;= {\mathbb{E}\mathopen{}\left[\pi\mid \mathord{\smash[b]{\underset{\raise.3ex\hbox{$\scriptstyle\sim$}}{y}}\vphantom{y}}\right]\mathclose{}}
     &amp;&amp; \text{(definition of the posterior mean)}.
     \end{aligned}
     $$</w:t>
@@ -33497,7 +33546,7 @@
         <w:t xml:space="preserve"> </w:t>
       </w:r>
       <w:r>
-        <w:t xml:space="preserve">$T_2(\mathord{\smash[b]{\underset{\raise.3ex\hbox{$\scriptstyle\sim$}}{y}}\vphantom{y}}) = \max_g \bar{y}_g - \min_g \bar{y}_g$</w:t>
+        <w:t xml:space="preserve">$T_2(\mathord{\smash[b]{\underset{\raise.3ex\hbox{$\scriptstyle\sim$}}{y}}\vphantom{y}}) = \max_g {\bar{y}}_g - \min_g {\bar{y}}_g$</w:t>
       </w:r>
       <w:r>
         <w:t xml:space="preserve">,</w:t>
